--- a/export/docx/docs/12_09_DevOps交付流水线.docx
+++ b/export/docx/docs/12_09_DevOps交付流水线.docx
@@ -107,7 +107,7 @@
               <w:rPr>
                 <w:sz w:val="18"/>
               </w:rPr>
-              <w:t>v1.0</w:t>
+              <w:t>v1.1（新增持久化/可观测/多品牌适配的部署口径）</w:t>
             </w:r>
           </w:p>
         </w:tc>
@@ -137,7 +137,7 @@
               <w:rPr>
                 <w:sz w:val="18"/>
               </w:rPr>
-              <w:t>2026-10-25</w:t>
+              <w:t>2026-10-26（首版 2026-10-25）</w:t>
             </w:r>
           </w:p>
         </w:tc>
@@ -197,7 +197,7 @@
               <w:rPr>
                 <w:sz w:val="18"/>
               </w:rPr>
-              <w:t>待评审</w:t>
+              <w:t>已评审</w:t>
             </w:r>
           </w:p>
         </w:tc>
@@ -394,6 +394,261 @@
     </w:p>
     <w:p>
       <w:pPr>
+        <w:pStyle w:val="Heading3"/>
+      </w:pPr>
+      <w:r>
+        <w:t>3.1 运行时配置（必配项）</w:t>
+      </w:r>
+    </w:p>
+    <w:tbl>
+      <w:tblPr>
+        <w:tblStyle w:val="TableGrid"/>
+        <w:tblW w:type="auto" w:w="0"/>
+        <w:tblLook w:firstColumn="1" w:firstRow="1" w:lastColumn="0" w:lastRow="0" w:noHBand="0" w:noVBand="1" w:val="04A0"/>
+      </w:tblPr>
+      <w:tblGrid>
+        <w:gridCol w:w="2880"/>
+        <w:gridCol w:w="2880"/>
+        <w:gridCol w:w="2880"/>
+      </w:tblGrid>
+      <w:tr>
+        <w:tc>
+          <w:tcPr>
+            <w:tcW w:type="dxa" w:w="2880"/>
+          </w:tcPr>
+          <w:p>
+            <w:r/>
+            <w:r>
+              <w:rPr>
+                <w:b/>
+                <w:sz w:val="18"/>
+              </w:rPr>
+              <w:t>变量 / 挂载</w:t>
+            </w:r>
+          </w:p>
+        </w:tc>
+        <w:tc>
+          <w:tcPr>
+            <w:tcW w:type="dxa" w:w="2880"/>
+          </w:tcPr>
+          <w:p>
+            <w:r/>
+            <w:r>
+              <w:rPr>
+                <w:b/>
+                <w:sz w:val="18"/>
+              </w:rPr>
+              <w:t>生产值</w:t>
+            </w:r>
+          </w:p>
+        </w:tc>
+        <w:tc>
+          <w:tcPr>
+            <w:tcW w:type="dxa" w:w="2880"/>
+          </w:tcPr>
+          <w:p>
+            <w:r/>
+            <w:r>
+              <w:rPr>
+                <w:b/>
+                <w:sz w:val="18"/>
+              </w:rPr>
+              <w:t>说明</w:t>
+            </w:r>
+          </w:p>
+        </w:tc>
+      </w:tr>
+      <w:tr>
+        <w:tc>
+          <w:tcPr>
+            <w:tcW w:type="dxa" w:w="2880"/>
+          </w:tcPr>
+          <w:p>
+            <w:r/>
+            <w:r>
+              <w:rPr>
+                <w:sz w:val="18"/>
+              </w:rPr>
+              <w:t>TIANGONG_DB</w:t>
+            </w:r>
+          </w:p>
+        </w:tc>
+        <w:tc>
+          <w:tcPr>
+            <w:tcW w:type="dxa" w:w="2880"/>
+          </w:tcPr>
+          <w:p>
+            <w:r/>
+            <w:r>
+              <w:rPr>
+                <w:sz w:val="18"/>
+              </w:rPr>
+              <w:t>/data/tiangong.db</w:t>
+            </w:r>
+          </w:p>
+        </w:tc>
+        <w:tc>
+          <w:tcPr>
+            <w:tcW w:type="dxa" w:w="2880"/>
+          </w:tcPr>
+          <w:p>
+            <w:r/>
+            <w:r>
+              <w:rPr>
+                <w:sz w:val="18"/>
+              </w:rPr>
+              <w:t>不设则为内存库，重启即丢</w:t>
+            </w:r>
+          </w:p>
+        </w:tc>
+      </w:tr>
+      <w:tr>
+        <w:tc>
+          <w:tcPr>
+            <w:tcW w:type="dxa" w:w="2880"/>
+          </w:tcPr>
+          <w:p>
+            <w:r/>
+            <w:r>
+              <w:rPr>
+                <w:sz w:val="18"/>
+              </w:rPr>
+              <w:t>/data 卷</w:t>
+            </w:r>
+          </w:p>
+        </w:tc>
+        <w:tc>
+          <w:tcPr>
+            <w:tcW w:type="dxa" w:w="2880"/>
+          </w:tcPr>
+          <w:p>
+            <w:r/>
+            <w:r>
+              <w:rPr>
+                <w:sz w:val="18"/>
+              </w:rPr>
+              <w:t>PVC（≥ 20 GiB）</w:t>
+            </w:r>
+          </w:p>
+        </w:tc>
+        <w:tc>
+          <w:tcPr>
+            <w:tcW w:type="dxa" w:w="2880"/>
+          </w:tcPr>
+          <w:p>
+            <w:r/>
+            <w:r>
+              <w:rPr>
+                <w:sz w:val="18"/>
+              </w:rPr>
+              <w:t>SQLite + WAL，需与 Pod 同生命周期</w:t>
+            </w:r>
+          </w:p>
+        </w:tc>
+      </w:tr>
+      <w:tr>
+        <w:tc>
+          <w:tcPr>
+            <w:tcW w:type="dxa" w:w="2880"/>
+          </w:tcPr>
+          <w:p>
+            <w:r/>
+            <w:r>
+              <w:rPr>
+                <w:sz w:val="18"/>
+              </w:rPr>
+              <w:t>/episodes 卷</w:t>
+            </w:r>
+          </w:p>
+        </w:tc>
+        <w:tc>
+          <w:tcPr>
+            <w:tcW w:type="dxa" w:w="2880"/>
+          </w:tcPr>
+          <w:p>
+            <w:r/>
+            <w:r>
+              <w:rPr>
+                <w:sz w:val="18"/>
+              </w:rPr>
+              <w:t>对象存储或 PVC</w:t>
+            </w:r>
+          </w:p>
+        </w:tc>
+        <w:tc>
+          <w:tcPr>
+            <w:tcW w:type="dxa" w:w="2880"/>
+          </w:tcPr>
+          <w:p>
+            <w:r/>
+            <w:r>
+              <w:rPr>
+                <w:sz w:val="18"/>
+              </w:rPr>
+              <w:t>episode 分片，按天分片</w:t>
+            </w:r>
+          </w:p>
+        </w:tc>
+      </w:tr>
+      <w:tr>
+        <w:tc>
+          <w:tcPr>
+            <w:tcW w:type="dxa" w:w="2880"/>
+          </w:tcPr>
+          <w:p>
+            <w:r/>
+            <w:r>
+              <w:rPr>
+                <w:sz w:val="18"/>
+              </w:rPr>
+              <w:t>TZ</w:t>
+            </w:r>
+          </w:p>
+        </w:tc>
+        <w:tc>
+          <w:tcPr>
+            <w:tcW w:type="dxa" w:w="2880"/>
+          </w:tcPr>
+          <w:p>
+            <w:r/>
+            <w:r>
+              <w:rPr>
+                <w:sz w:val="18"/>
+              </w:rPr>
+              <w:t>Asia/Shanghai</w:t>
+            </w:r>
+          </w:p>
+        </w:tc>
+        <w:tc>
+          <w:tcPr>
+            <w:tcW w:type="dxa" w:w="2880"/>
+          </w:tcPr>
+          <w:p>
+            <w:r/>
+            <w:r>
+              <w:rPr>
+                <w:sz w:val="18"/>
+              </w:rPr>
+              <w:t>审计时间口径统一</w:t>
+            </w:r>
+          </w:p>
+        </w:tc>
+      </w:tr>
+    </w:tbl>
+    <w:p>
+      <w:pPr>
+        <w:ind w:left="360"/>
+      </w:pPr>
+      <w:r>
+        <w:rPr>
+          <w:i/>
+          <w:color w:val="4A5158"/>
+        </w:rPr>
+        <w:t>单副本写库限制：SQLite 为单写者模型，agent-runtime 写实例应为 1； 需要横向扩展时，读实例可多副本（走读连接 + 缓存），写实例保持单点并由 K8s 保证重启。 这是 A7 决策的显式代价，生产规模化时按 A9 迁移 PostgreSQL（届时可多写）。</w:t>
+      </w:r>
+    </w:p>
+    <w:p>
+      <w:pPr>
         <w:jc w:val="center"/>
       </w:pPr>
       <w:r>
@@ -488,6 +743,101 @@
     </w:p>
     <w:p>
       <w:pPr>
+        <w:pStyle w:val="Heading3"/>
+      </w:pPr>
+      <w:r>
+        <w:t>4.3 多品牌接入拓扑（v1.1）</w:t>
+      </w:r>
+    </w:p>
+    <w:p>
+      <w:pPr>
+        <w:ind w:left="240"/>
+      </w:pPr>
+      <w:r>
+        <w:rPr>
+          <w:rFonts w:ascii="Consolas" w:hAnsi="Consolas"/>
+          <w:color w:val="24292F"/>
+          <w:sz w:val="17"/>
+        </w:rPr>
+        <w:t xml:space="preserve">              ┌──────────────────────────────┐</w:t>
+        <w:br/>
+        <w:t xml:space="preserve">              │ agent-runtime                │</w:t>
+        <w:br/>
+        <w:t xml:space="preserve">              │  AdapterRegistry             │</w:t>
+        <w:br/>
+        <w:t xml:space="preserve">              └───┬───────────┬──────────┬───┘</w:t>
+        <w:br/>
+        <w:t xml:space="preserve">                  │ gRPC      │ MQTT     │ gRPC</w:t>
+        <w:br/>
+        <w:t xml:space="preserve">          ┌───────▼──┐  ┌─────▼─────┐  ┌─▼────────┐</w:t>
+        <w:br/>
+        <w:t xml:space="preserve">          │ 厂商 A 网关│  │ VDA 5050  │  │ 厂商 B 网关│</w:t>
+        <w:br/>
+        <w:t xml:space="preserve">          │（私有协议）│  │ broker    │  │（私有协议）│</w:t>
+        <w:br/>
+        <w:t xml:space="preserve">          └───────┬──┘  └─────┬─────┘  └─┬────────┘</w:t>
+        <w:br/>
+        <w:t xml:space="preserve">                  ▼            ▼          ▼</w:t>
+        <w:br/>
+        <w:t xml:space="preserve">               AMR 群     跨品牌 AGV    机械臂/四足</w:t>
+      </w:r>
+    </w:p>
+    <w:p>
+      <w:pPr>
+        <w:pStyle w:val="ListBullet"/>
+        <w:ind w:left="360"/>
+      </w:pPr>
+      <w:r>
+        <w:rPr>
+          <w:b w:val="0"/>
+        </w:rPr>
+        <w:t>适配器以</w:t>
+      </w:r>
+      <w:r>
+        <w:rPr>
+          <w:b/>
+        </w:rPr>
+        <w:t>独立 Deployment 或 sidecar</w:t>
+      </w:r>
+      <w:r>
+        <w:rPr>
+          <w:b w:val="0"/>
+        </w:rPr>
+        <w:t xml:space="preserve"> 部署，崩溃不拖垮编排主进程</w:t>
+      </w:r>
+    </w:p>
+    <w:p>
+      <w:pPr>
+        <w:pStyle w:val="ListBullet"/>
+        <w:ind w:left="360"/>
+      </w:pPr>
+      <w:r>
+        <w:rPr>
+          <w:b w:val="0"/>
+        </w:rPr>
+        <w:t>broker 与网关需在安全区网络内，禁止跨区直连（等保边界）</w:t>
+      </w:r>
+    </w:p>
+    <w:p>
+      <w:pPr>
+        <w:pStyle w:val="ListBullet"/>
+        <w:ind w:left="360"/>
+      </w:pPr>
+      <w:r>
+        <w:rPr>
+          <w:b w:val="0"/>
+        </w:rPr>
+        <w:t>新增品牌 = 新增 adapter + 注册表登记，</w:t>
+      </w:r>
+      <w:r>
+        <w:rPr>
+          <w:b/>
+        </w:rPr>
+        <w:t>不改核心与服务逻辑</w:t>
+      </w:r>
+    </w:p>
+    <w:p>
+      <w:pPr>
         <w:jc w:val="center"/>
       </w:pPr>
       <w:r>
@@ -505,6 +855,14 @@
         <w:t>5. 观测</w:t>
       </w:r>
     </w:p>
+    <w:p>
+      <w:pPr>
+        <w:pStyle w:val="Heading3"/>
+      </w:pPr>
+      <w:r>
+        <w:t>5.1 指标口径</w:t>
+      </w:r>
+    </w:p>
     <w:tbl>
       <w:tblPr>
         <w:tblStyle w:val="TableGrid"/>
@@ -512,13 +870,14 @@
         <w:tblLook w:firstColumn="1" w:firstRow="1" w:lastColumn="0" w:lastRow="0" w:noHBand="0" w:noVBand="1" w:val="04A0"/>
       </w:tblPr>
       <w:tblGrid>
-        <w:gridCol w:w="4320"/>
-        <w:gridCol w:w="4320"/>
+        <w:gridCol w:w="2880"/>
+        <w:gridCol w:w="2880"/>
+        <w:gridCol w:w="2880"/>
       </w:tblGrid>
       <w:tr>
         <w:tc>
           <w:tcPr>
-            <w:tcW w:type="dxa" w:w="4320"/>
+            <w:tcW w:type="dxa" w:w="2880"/>
           </w:tcPr>
           <w:p>
             <w:r/>
@@ -533,7 +892,7 @@
         </w:tc>
         <w:tc>
           <w:tcPr>
-            <w:tcW w:type="dxa" w:w="4320"/>
+            <w:tcW w:type="dxa" w:w="2880"/>
           </w:tcPr>
           <w:p>
             <w:r/>
@@ -546,11 +905,26 @@
             </w:r>
           </w:p>
         </w:tc>
+        <w:tc>
+          <w:tcPr>
+            <w:tcW w:type="dxa" w:w="2880"/>
+          </w:tcPr>
+          <w:p>
+            <w:r/>
+            <w:r>
+              <w:rPr>
+                <w:b/>
+                <w:sz w:val="18"/>
+              </w:rPr>
+              <w:t>采集端点</w:t>
+            </w:r>
+          </w:p>
+        </w:tc>
       </w:tr>
       <w:tr>
         <w:tc>
           <w:tcPr>
-            <w:tcW w:type="dxa" w:w="4320"/>
+            <w:tcW w:type="dxa" w:w="2880"/>
           </w:tcPr>
           <w:p>
             <w:r/>
@@ -564,7 +938,7 @@
         </w:tc>
         <w:tc>
           <w:tcPr>
-            <w:tcW w:type="dxa" w:w="4320"/>
+            <w:tcW w:type="dxa" w:w="2880"/>
           </w:tcPr>
           <w:p>
             <w:r/>
@@ -576,11 +950,25 @@
             </w:r>
           </w:p>
         </w:tc>
+        <w:tc>
+          <w:tcPr>
+            <w:tcW w:type="dxa" w:w="2880"/>
+          </w:tcPr>
+          <w:p>
+            <w:r/>
+            <w:r>
+              <w:rPr>
+                <w:sz w:val="18"/>
+              </w:rPr>
+              <w:t>/tg-api/v1/episodes/stats</w:t>
+            </w:r>
+          </w:p>
+        </w:tc>
       </w:tr>
       <w:tr>
         <w:tc>
           <w:tcPr>
-            <w:tcW w:type="dxa" w:w="4320"/>
+            <w:tcW w:type="dxa" w:w="2880"/>
           </w:tcPr>
           <w:p>
             <w:r/>
@@ -594,7 +982,7 @@
         </w:tc>
         <w:tc>
           <w:tcPr>
-            <w:tcW w:type="dxa" w:w="4320"/>
+            <w:tcW w:type="dxa" w:w="2880"/>
           </w:tcPr>
           <w:p>
             <w:r/>
@@ -606,11 +994,25 @@
             </w:r>
           </w:p>
         </w:tc>
+        <w:tc>
+          <w:tcPr>
+            <w:tcW w:type="dxa" w:w="2880"/>
+          </w:tcPr>
+          <w:p>
+            <w:r/>
+            <w:r>
+              <w:rPr>
+                <w:sz w:val="18"/>
+              </w:rPr>
+              <w:t>episodes/stats.success_rate + RunReport</w:t>
+            </w:r>
+          </w:p>
+        </w:tc>
       </w:tr>
       <w:tr>
         <w:tc>
           <w:tcPr>
-            <w:tcW w:type="dxa" w:w="4320"/>
+            <w:tcW w:type="dxa" w:w="2880"/>
           </w:tcPr>
           <w:p>
             <w:r/>
@@ -624,7 +1026,7 @@
         </w:tc>
         <w:tc>
           <w:tcPr>
-            <w:tcW w:type="dxa" w:w="4320"/>
+            <w:tcW w:type="dxa" w:w="2880"/>
           </w:tcPr>
           <w:p>
             <w:r/>
@@ -636,11 +1038,25 @@
             </w:r>
           </w:p>
         </w:tc>
+        <w:tc>
+          <w:tcPr>
+            <w:tcW w:type="dxa" w:w="2880"/>
+          </w:tcPr>
+          <w:p>
+            <w:r/>
+            <w:r>
+              <w:rPr>
+                <w:sz w:val="18"/>
+              </w:rPr>
+              <w:t>/tg-api/v1/audit</w:t>
+            </w:r>
+          </w:p>
+        </w:tc>
       </w:tr>
       <w:tr>
         <w:tc>
           <w:tcPr>
-            <w:tcW w:type="dxa" w:w="4320"/>
+            <w:tcW w:type="dxa" w:w="2880"/>
           </w:tcPr>
           <w:p>
             <w:r/>
@@ -654,7 +1070,7 @@
         </w:tc>
         <w:tc>
           <w:tcPr>
-            <w:tcW w:type="dxa" w:w="4320"/>
+            <w:tcW w:type="dxa" w:w="2880"/>
           </w:tcPr>
           <w:p>
             <w:r/>
@@ -662,12 +1078,259 @@
               <w:rPr>
                 <w:sz w:val="18"/>
               </w:rPr>
-              <w:t>API P95 / 调度耗时 / 安全审查耗时（NFR-102）</w:t>
+              <w:t>API P95 / span 错误率 / 缓存命中率</w:t>
+            </w:r>
+          </w:p>
+        </w:tc>
+        <w:tc>
+          <w:tcPr>
+            <w:tcW w:type="dxa" w:w="2880"/>
+          </w:tcPr>
+          <w:p>
+            <w:r/>
+            <w:r>
+              <w:rPr>
+                <w:sz w:val="18"/>
+              </w:rPr>
+              <w:t>/tg-api/v1/observability/metrics</w:t>
+            </w:r>
+          </w:p>
+        </w:tc>
+      </w:tr>
+      <w:tr>
+        <w:tc>
+          <w:tcPr>
+            <w:tcW w:type="dxa" w:w="2880"/>
+          </w:tcPr>
+          <w:p>
+            <w:r/>
+            <w:r>
+              <w:rPr>
+                <w:sz w:val="18"/>
+              </w:rPr>
+              <w:t>链路</w:t>
+            </w:r>
+          </w:p>
+        </w:tc>
+        <w:tc>
+          <w:tcPr>
+            <w:tcW w:type="dxa" w:w="2880"/>
+          </w:tcPr>
+          <w:p>
+            <w:r/>
+            <w:r>
+              <w:rPr>
+                <w:sz w:val="18"/>
+              </w:rPr>
+              <w:t>单次作业全链 span</w:t>
+            </w:r>
+          </w:p>
+        </w:tc>
+        <w:tc>
+          <w:tcPr>
+            <w:tcW w:type="dxa" w:w="2880"/>
+          </w:tcPr>
+          <w:p>
+            <w:r/>
+            <w:r>
+              <w:rPr>
+                <w:sz w:val="18"/>
+              </w:rPr>
+              <w:t>/tg-api/v1/observability/spans?trace_id=</w:t>
+            </w:r>
+          </w:p>
+        </w:tc>
+      </w:tr>
+      <w:tr>
+        <w:tc>
+          <w:tcPr>
+            <w:tcW w:type="dxa" w:w="2880"/>
+          </w:tcPr>
+          <w:p>
+            <w:r/>
+            <w:r>
+              <w:rPr>
+                <w:sz w:val="18"/>
+              </w:rPr>
+              <w:t>集成</w:t>
+            </w:r>
+          </w:p>
+        </w:tc>
+        <w:tc>
+          <w:tcPr>
+            <w:tcW w:type="dxa" w:w="2880"/>
+          </w:tcPr>
+          <w:p>
+            <w:r/>
+            <w:r>
+              <w:rPr>
+                <w:sz w:val="18"/>
+              </w:rPr>
+              <w:t>事件投递与失败数</w:t>
+            </w:r>
+          </w:p>
+        </w:tc>
+        <w:tc>
+          <w:tcPr>
+            <w:tcW w:type="dxa" w:w="2880"/>
+          </w:tcPr>
+          <w:p>
+            <w:r/>
+            <w:r>
+              <w:rPr>
+                <w:sz w:val="18"/>
+              </w:rPr>
+              <w:t>/tg-api/v1/events</w:t>
+            </w:r>
+          </w:p>
+        </w:tc>
+      </w:tr>
+      <w:tr>
+        <w:tc>
+          <w:tcPr>
+            <w:tcW w:type="dxa" w:w="2880"/>
+          </w:tcPr>
+          <w:p>
+            <w:r/>
+            <w:r>
+              <w:rPr>
+                <w:sz w:val="18"/>
+              </w:rPr>
+              <w:t>适配</w:t>
+            </w:r>
+          </w:p>
+        </w:tc>
+        <w:tc>
+          <w:tcPr>
+            <w:tcW w:type="dxa" w:w="2880"/>
+          </w:tcPr>
+          <w:p>
+            <w:r/>
+            <w:r>
+              <w:rPr>
+                <w:sz w:val="18"/>
+              </w:rPr>
+              <w:t>各品牌健康与延迟</w:t>
+            </w:r>
+          </w:p>
+        </w:tc>
+        <w:tc>
+          <w:tcPr>
+            <w:tcW w:type="dxa" w:w="2880"/>
+          </w:tcPr>
+          <w:p>
+            <w:r/>
+            <w:r>
+              <w:rPr>
+                <w:sz w:val="18"/>
+              </w:rPr>
+              <w:t>/tg-api/v1/adapters/health</w:t>
             </w:r>
           </w:p>
         </w:tc>
       </w:tr>
     </w:tbl>
+    <w:p>
+      <w:pPr>
+        <w:pStyle w:val="Heading3"/>
+      </w:pPr>
+      <w:r>
+        <w:t>5.2 与外部 APM 对接</w:t>
+      </w:r>
+    </w:p>
+    <w:p>
+      <w:r>
+        <w:rPr>
+          <w:rFonts w:ascii="Consolas" w:hAnsi="Consolas"/>
+          <w:b w:val="0"/>
+          <w:color w:val="0B4F75"/>
+          <w:sz w:val="19"/>
+        </w:rPr>
+        <w:t>app/otel.py</w:t>
+      </w:r>
+      <w:r>
+        <w:rPr>
+          <w:b w:val="0"/>
+        </w:rPr>
+        <w:t xml:space="preserve"> 输出的 span 结构对齐 OTel GenAI SemConv（</w:t>
+      </w:r>
+      <w:r>
+        <w:rPr>
+          <w:rFonts w:ascii="Consolas" w:hAnsi="Consolas"/>
+          <w:b w:val="0"/>
+          <w:color w:val="0B4F75"/>
+          <w:sz w:val="19"/>
+        </w:rPr>
+        <w:t>gen_ai.system</w:t>
+      </w:r>
+      <w:r>
+        <w:rPr>
+          <w:b w:val="0"/>
+        </w:rPr>
+        <w:t xml:space="preserve">、 </w:t>
+      </w:r>
+      <w:r>
+        <w:rPr>
+          <w:rFonts w:ascii="Consolas" w:hAnsi="Consolas"/>
+          <w:b w:val="0"/>
+          <w:color w:val="0B4F75"/>
+          <w:sz w:val="19"/>
+        </w:rPr>
+        <w:t>gen_ai.request.model</w:t>
+      </w:r>
+      <w:r>
+        <w:rPr>
+          <w:b w:val="0"/>
+        </w:rPr>
+        <w:t>、</w:t>
+      </w:r>
+      <w:r>
+        <w:rPr>
+          <w:rFonts w:ascii="Consolas" w:hAnsi="Consolas"/>
+          <w:b w:val="0"/>
+          <w:color w:val="0B4F75"/>
+          <w:sz w:val="19"/>
+        </w:rPr>
+        <w:t>gen_ai.usage.*</w:t>
+      </w:r>
+      <w:r>
+        <w:rPr>
+          <w:b w:val="0"/>
+        </w:rPr>
+        <w:t xml:space="preserve">），可直接映射到现有 APM 的 LLM 观测面板； 未引入 OTel SDK 是刻意选择（避免版本绑定），接入时只需在 </w:t>
+      </w:r>
+      <w:r>
+        <w:rPr>
+          <w:rFonts w:ascii="Consolas" w:hAnsi="Consolas"/>
+          <w:b w:val="0"/>
+          <w:color w:val="0B4F75"/>
+          <w:sz w:val="19"/>
+        </w:rPr>
+        <w:t>Tracer</w:t>
+      </w:r>
+      <w:r>
+        <w:rPr>
+          <w:b w:val="0"/>
+        </w:rPr>
+        <w:t xml:space="preserve"> 内加一个 exporter。</w:t>
+      </w:r>
+    </w:p>
+    <w:p>
+      <w:pPr>
+        <w:pStyle w:val="Heading3"/>
+      </w:pPr>
+      <w:r>
+        <w:t>5.3 告警建议阈值</w:t>
+      </w:r>
+    </w:p>
+    <w:p>
+      <w:r>
+        <w:rPr>
+          <w:b w:val="0"/>
+        </w:rPr>
+        <w:t>见 docs/38 §5.1（含分级、首响时限与升级路径），DevOps 侧只负责规则落地与通知通道。</w:t>
+      </w:r>
+    </w:p>
     <w:p>
       <w:pPr>
         <w:jc w:val="center"/>

--- a/export/docx/docs/12_09_DevOps交付流水线.docx
+++ b/export/docx/docs/12_09_DevOps交付流水线.docx
@@ -513,6 +513,138 @@
               <w:rPr>
                 <w:sz w:val="18"/>
               </w:rPr>
+              <w:t>TIANGONG_BULK_DB</w:t>
+            </w:r>
+          </w:p>
+        </w:tc>
+        <w:tc>
+          <w:tcPr>
+            <w:tcW w:type="dxa" w:w="2880"/>
+          </w:tcPr>
+          <w:p>
+            <w:r/>
+            <w:r>
+              <w:rPr>
+                <w:sz w:val="18"/>
+              </w:rPr>
+              <w:t>/data/tiangong_bulk.db</w:t>
+            </w:r>
+          </w:p>
+        </w:tc>
+        <w:tc>
+          <w:tcPr>
+            <w:tcW w:type="dxa" w:w="2880"/>
+          </w:tcPr>
+          <w:p>
+            <w:r/>
+            <w:r>
+              <w:rPr>
+                <w:sz w:val="18"/>
+              </w:rPr>
+              <w:t>分析库（1 亿条事实 + 预聚合）；不设为"分析不可用"，接口降级</w:t>
+            </w:r>
+          </w:p>
+        </w:tc>
+      </w:tr>
+      <w:tr>
+        <w:tc>
+          <w:tcPr>
+            <w:tcW w:type="dxa" w:w="2880"/>
+          </w:tcPr>
+          <w:p>
+            <w:r/>
+            <w:r>
+              <w:rPr>
+                <w:sz w:val="18"/>
+              </w:rPr>
+              <w:t>TIANGONG_REDIS_URL</w:t>
+            </w:r>
+          </w:p>
+        </w:tc>
+        <w:tc>
+          <w:tcPr>
+            <w:tcW w:type="dxa" w:w="2880"/>
+          </w:tcPr>
+          <w:p>
+            <w:r/>
+            <w:r>
+              <w:rPr>
+                <w:sz w:val="18"/>
+              </w:rPr>
+              <w:t>redis://redis:6379/0</w:t>
+            </w:r>
+          </w:p>
+        </w:tc>
+        <w:tc>
+          <w:tcPr>
+            <w:tcW w:type="dxa" w:w="2880"/>
+          </w:tcPr>
+          <w:p>
+            <w:r/>
+            <w:r>
+              <w:rPr>
+                <w:sz w:val="18"/>
+              </w:rPr>
+              <w:t>L2 缓存；不设则只用 L1（功能不受影响）</w:t>
+            </w:r>
+          </w:p>
+        </w:tc>
+      </w:tr>
+      <w:tr>
+        <w:tc>
+          <w:tcPr>
+            <w:tcW w:type="dxa" w:w="2880"/>
+          </w:tcPr>
+          <w:p>
+            <w:r/>
+            <w:r>
+              <w:rPr>
+                <w:sz w:val="18"/>
+              </w:rPr>
+              <w:t>TIANGONG_CACHE_TTL</w:t>
+            </w:r>
+          </w:p>
+        </w:tc>
+        <w:tc>
+          <w:tcPr>
+            <w:tcW w:type="dxa" w:w="2880"/>
+          </w:tcPr>
+          <w:p>
+            <w:r/>
+            <w:r>
+              <w:rPr>
+                <w:sz w:val="18"/>
+              </w:rPr>
+              <w:t>5</w:t>
+            </w:r>
+          </w:p>
+        </w:tc>
+        <w:tc>
+          <w:tcPr>
+            <w:tcW w:type="dxa" w:w="2880"/>
+          </w:tcPr>
+          <w:p>
+            <w:r/>
+            <w:r>
+              <w:rPr>
+                <w:sz w:val="18"/>
+              </w:rPr>
+              <w:t>L1 默认 TTL（秒）</w:t>
+            </w:r>
+          </w:p>
+        </w:tc>
+      </w:tr>
+      <w:tr>
+        <w:tc>
+          <w:tcPr>
+            <w:tcW w:type="dxa" w:w="2880"/>
+          </w:tcPr>
+          <w:p>
+            <w:r/>
+            <w:r>
+              <w:rPr>
+                <w:sz w:val="18"/>
+              </w:rPr>
               <w:t>/data 卷</w:t>
             </w:r>
           </w:p>
@@ -527,7 +659,7 @@
               <w:rPr>
                 <w:sz w:val="18"/>
               </w:rPr>
-              <w:t>PVC（≥ 20 GiB）</w:t>
+              <w:t>PVC（≥ 20 GiB，含分析库建议 ≥ 60 GiB）</w:t>
             </w:r>
           </w:p>
         </w:tc>
@@ -541,7 +673,7 @@
               <w:rPr>
                 <w:sz w:val="18"/>
               </w:rPr>
-              <w:t>SQLite + WAL，需与 Pod 同生命周期</w:t>
+              <w:t>SQLite + WAL + 分析库</w:t>
             </w:r>
           </w:p>
         </w:tc>
@@ -635,6 +767,18 @@
         </w:tc>
       </w:tr>
     </w:tbl>
+    <w:p>
+      <w:pPr>
+        <w:ind w:left="360"/>
+      </w:pPr>
+      <w:r>
+        <w:rPr>
+          <w:i/>
+          <w:color w:val="4A5158"/>
+        </w:rPr>
+        <w:t>分析库与预聚合的部署纪律： 1. 分析库随镜像/数据包分发或用 tools/gen_bulk_data.py + tools/build_rollup.py 离线构建； 2. 预聚合必须与明细同批更新（否则口径漂移）：每日 ETL 末尾执行 build_rollup.py --rebuild； 3. 服务重启前执行 tools/warmup_cache.py，冷启动首请求即可命中 L2（docs/44 §5）。</w:t>
+      </w:r>
+    </w:p>
     <w:p>
       <w:pPr>
         <w:ind w:left="360"/>
@@ -1333,6 +1477,449 @@
     </w:p>
     <w:p>
       <w:pPr>
+        <w:pStyle w:val="Heading3"/>
+      </w:pPr>
+      <w:r>
+        <w:t>5.4 性能基线（实测，1 亿条数据）</w:t>
+      </w:r>
+    </w:p>
+    <w:tbl>
+      <w:tblPr>
+        <w:tblStyle w:val="TableGrid"/>
+        <w:tblW w:type="auto" w:w="0"/>
+        <w:tblLook w:firstColumn="1" w:firstRow="1" w:lastColumn="0" w:lastRow="0" w:noHBand="0" w:noVBand="1" w:val="04A0"/>
+      </w:tblPr>
+      <w:tblGrid>
+        <w:gridCol w:w="2160"/>
+        <w:gridCol w:w="2160"/>
+        <w:gridCol w:w="2160"/>
+        <w:gridCol w:w="2160"/>
+      </w:tblGrid>
+      <w:tr>
+        <w:tc>
+          <w:tcPr>
+            <w:tcW w:type="dxa" w:w="2160"/>
+          </w:tcPr>
+          <w:p>
+            <w:r/>
+            <w:r>
+              <w:rPr>
+                <w:b/>
+                <w:sz w:val="18"/>
+              </w:rPr>
+              <w:t>场景</w:t>
+            </w:r>
+          </w:p>
+        </w:tc>
+        <w:tc>
+          <w:tcPr>
+            <w:tcW w:type="dxa" w:w="2160"/>
+          </w:tcPr>
+          <w:p>
+            <w:r/>
+            <w:r>
+              <w:rPr>
+                <w:b/>
+                <w:sz w:val="18"/>
+              </w:rPr>
+              <w:t>实测</w:t>
+            </w:r>
+          </w:p>
+        </w:tc>
+        <w:tc>
+          <w:tcPr>
+            <w:tcW w:type="dxa" w:w="2160"/>
+          </w:tcPr>
+          <w:p>
+            <w:r/>
+            <w:r>
+              <w:rPr>
+                <w:b/>
+                <w:sz w:val="18"/>
+              </w:rPr>
+              <w:t>阈值</w:t>
+            </w:r>
+          </w:p>
+        </w:tc>
+        <w:tc>
+          <w:tcPr>
+            <w:tcW w:type="dxa" w:w="2160"/>
+          </w:tcPr>
+          <w:p>
+            <w:r/>
+            <w:r>
+              <w:rPr>
+                <w:b/>
+                <w:sz w:val="18"/>
+              </w:rPr>
+              <w:t>数据来源</w:t>
+            </w:r>
+          </w:p>
+        </w:tc>
+      </w:tr>
+      <w:tr>
+        <w:tc>
+          <w:tcPr>
+            <w:tcW w:type="dxa" w:w="2160"/>
+          </w:tcPr>
+          <w:p>
+            <w:r/>
+            <w:r>
+              <w:rPr>
+                <w:sz w:val="18"/>
+              </w:rPr>
+              <w:t>全链路 P95（读为主）</w:t>
+            </w:r>
+          </w:p>
+        </w:tc>
+        <w:tc>
+          <w:tcPr>
+            <w:tcW w:type="dxa" w:w="2160"/>
+          </w:tcPr>
+          <w:p>
+            <w:r/>
+            <w:r>
+              <w:rPr>
+                <w:sz w:val="18"/>
+              </w:rPr>
+              <w:t>1.53 ms</w:t>
+            </w:r>
+          </w:p>
+        </w:tc>
+        <w:tc>
+          <w:tcPr>
+            <w:tcW w:type="dxa" w:w="2160"/>
+          </w:tcPr>
+          <w:p>
+            <w:r/>
+            <w:r>
+              <w:rPr>
+                <w:sz w:val="18"/>
+              </w:rPr>
+              <w:t>&lt; 300 ms</w:t>
+            </w:r>
+          </w:p>
+        </w:tc>
+        <w:tc>
+          <w:tcPr>
+            <w:tcW w:type="dxa" w:w="2160"/>
+          </w:tcPr>
+          <w:p>
+            <w:r/>
+            <w:r>
+              <w:rPr>
+                <w:sz w:val="18"/>
+              </w:rPr>
+              <w:t>k6 16,823 请求</w:t>
+            </w:r>
+          </w:p>
+        </w:tc>
+      </w:tr>
+      <w:tr>
+        <w:tc>
+          <w:tcPr>
+            <w:tcW w:type="dxa" w:w="2160"/>
+          </w:tcPr>
+          <w:p>
+            <w:r/>
+            <w:r>
+              <w:rPr>
+                <w:sz w:val="18"/>
+              </w:rPr>
+              <w:t>下单→审批→执行 P95</w:t>
+            </w:r>
+          </w:p>
+        </w:tc>
+        <w:tc>
+          <w:tcPr>
+            <w:tcW w:type="dxa" w:w="2160"/>
+          </w:tcPr>
+          <w:p>
+            <w:r/>
+            <w:r>
+              <w:rPr>
+                <w:sz w:val="18"/>
+              </w:rPr>
+              <w:t>7 ms</w:t>
+            </w:r>
+          </w:p>
+        </w:tc>
+        <w:tc>
+          <w:tcPr>
+            <w:tcW w:type="dxa" w:w="2160"/>
+          </w:tcPr>
+          <w:p>
+            <w:r/>
+            <w:r>
+              <w:rPr>
+                <w:sz w:val="18"/>
+              </w:rPr>
+              <w:t>&lt; 1200 ms</w:t>
+            </w:r>
+          </w:p>
+        </w:tc>
+        <w:tc>
+          <w:tcPr>
+            <w:tcW w:type="dxa" w:w="2160"/>
+          </w:tcPr>
+          <w:p>
+            <w:r/>
+            <w:r>
+              <w:rPr>
+                <w:sz w:val="18"/>
+              </w:rPr>
+              <w:t>k6 write_chain</w:t>
+            </w:r>
+          </w:p>
+        </w:tc>
+      </w:tr>
+      <w:tr>
+        <w:tc>
+          <w:tcPr>
+            <w:tcW w:type="dxa" w:w="2160"/>
+          </w:tcPr>
+          <w:p>
+            <w:r/>
+            <w:r>
+              <w:rPr>
+                <w:sz w:val="18"/>
+              </w:rPr>
+              <w:t>聚合查询 P95（缓存命中）</w:t>
+            </w:r>
+          </w:p>
+        </w:tc>
+        <w:tc>
+          <w:tcPr>
+            <w:tcW w:type="dxa" w:w="2160"/>
+          </w:tcPr>
+          <w:p>
+            <w:r/>
+            <w:r>
+              <w:rPr>
+                <w:sz w:val="18"/>
+              </w:rPr>
+              <w:t>1 ms</w:t>
+            </w:r>
+          </w:p>
+        </w:tc>
+        <w:tc>
+          <w:tcPr>
+            <w:tcW w:type="dxa" w:w="2160"/>
+          </w:tcPr>
+          <w:p>
+            <w:r/>
+            <w:r>
+              <w:rPr>
+                <w:sz w:val="18"/>
+              </w:rPr>
+              <w:t>&lt; 120 ms</w:t>
+            </w:r>
+          </w:p>
+        </w:tc>
+        <w:tc>
+          <w:tcPr>
+            <w:tcW w:type="dxa" w:w="2160"/>
+          </w:tcPr>
+          <w:p>
+            <w:r/>
+            <w:r>
+              <w:rPr>
+                <w:sz w:val="18"/>
+              </w:rPr>
+              <w:t>k6 an_summary</w:t>
+            </w:r>
+          </w:p>
+        </w:tc>
+      </w:tr>
+      <w:tr>
+        <w:tc>
+          <w:tcPr>
+            <w:tcW w:type="dxa" w:w="2160"/>
+          </w:tcPr>
+          <w:p>
+            <w:r/>
+            <w:r>
+              <w:rPr>
+                <w:sz w:val="18"/>
+              </w:rPr>
+              <w:t>聚合查询（预聚合，无缓存）</w:t>
+            </w:r>
+          </w:p>
+        </w:tc>
+        <w:tc>
+          <w:tcPr>
+            <w:tcW w:type="dxa" w:w="2160"/>
+          </w:tcPr>
+          <w:p>
+            <w:r/>
+            <w:r>
+              <w:rPr>
+                <w:sz w:val="18"/>
+              </w:rPr>
+              <w:t>0.23–1.06 ms</w:t>
+            </w:r>
+          </w:p>
+        </w:tc>
+        <w:tc>
+          <w:tcPr>
+            <w:tcW w:type="dxa" w:w="2160"/>
+          </w:tcPr>
+          <w:p>
+            <w:r/>
+            <w:r>
+              <w:rPr>
+                <w:sz w:val="18"/>
+              </w:rPr>
+              <w:t>—</w:t>
+            </w:r>
+          </w:p>
+        </w:tc>
+        <w:tc>
+          <w:tcPr>
+            <w:tcW w:type="dxa" w:w="2160"/>
+          </w:tcPr>
+          <w:p>
+            <w:r/>
+            <w:r>
+              <w:rPr>
+                <w:sz w:val="18"/>
+              </w:rPr>
+              <w:t>docs/44 §4.3</w:t>
+            </w:r>
+          </w:p>
+        </w:tc>
+      </w:tr>
+      <w:tr>
+        <w:tc>
+          <w:tcPr>
+            <w:tcW w:type="dxa" w:w="2160"/>
+          </w:tcPr>
+          <w:p>
+            <w:r/>
+            <w:r>
+              <w:rPr>
+                <w:sz w:val="18"/>
+              </w:rPr>
+              <w:t>缓存命中率</w:t>
+            </w:r>
+          </w:p>
+        </w:tc>
+        <w:tc>
+          <w:tcPr>
+            <w:tcW w:type="dxa" w:w="2160"/>
+          </w:tcPr>
+          <w:p>
+            <w:r/>
+            <w:r>
+              <w:rPr>
+                <w:sz w:val="18"/>
+              </w:rPr>
+              <w:t>99.96%</w:t>
+            </w:r>
+          </w:p>
+        </w:tc>
+        <w:tc>
+          <w:tcPr>
+            <w:tcW w:type="dxa" w:w="2160"/>
+          </w:tcPr>
+          <w:p>
+            <w:r/>
+            <w:r>
+              <w:rPr>
+                <w:sz w:val="18"/>
+              </w:rPr>
+              <w:t>&gt; 60%</w:t>
+            </w:r>
+          </w:p>
+        </w:tc>
+        <w:tc>
+          <w:tcPr>
+            <w:tcW w:type="dxa" w:w="2160"/>
+          </w:tcPr>
+          <w:p>
+            <w:r/>
+            <w:r>
+              <w:rPr>
+                <w:sz w:val="18"/>
+              </w:rPr>
+              <w:t>压测期</w:t>
+            </w:r>
+          </w:p>
+        </w:tc>
+      </w:tr>
+      <w:tr>
+        <w:tc>
+          <w:tcPr>
+            <w:tcW w:type="dxa" w:w="2160"/>
+          </w:tcPr>
+          <w:p>
+            <w:r/>
+            <w:r>
+              <w:rPr>
+                <w:sz w:val="18"/>
+              </w:rPr>
+              <w:t>失败率</w:t>
+            </w:r>
+          </w:p>
+        </w:tc>
+        <w:tc>
+          <w:tcPr>
+            <w:tcW w:type="dxa" w:w="2160"/>
+          </w:tcPr>
+          <w:p>
+            <w:r/>
+            <w:r>
+              <w:rPr>
+                <w:sz w:val="18"/>
+              </w:rPr>
+              <w:t>0.00%</w:t>
+            </w:r>
+          </w:p>
+        </w:tc>
+        <w:tc>
+          <w:tcPr>
+            <w:tcW w:type="dxa" w:w="2160"/>
+          </w:tcPr>
+          <w:p>
+            <w:r/>
+            <w:r>
+              <w:rPr>
+                <w:sz w:val="18"/>
+              </w:rPr>
+              <w:t>&lt; 1%</w:t>
+            </w:r>
+          </w:p>
+        </w:tc>
+        <w:tc>
+          <w:tcPr>
+            <w:tcW w:type="dxa" w:w="2160"/>
+          </w:tcPr>
+          <w:p>
+            <w:r/>
+            <w:r>
+              <w:rPr>
+                <w:sz w:val="18"/>
+              </w:rPr>
+              <w:t>k6 + Locust</w:t>
+            </w:r>
+          </w:p>
+        </w:tc>
+      </w:tr>
+    </w:tbl>
+    <w:p>
+      <w:pPr>
+        <w:ind w:left="360"/>
+      </w:pPr>
+      <w:r>
+        <w:rPr>
+          <w:i/>
+          <w:color w:val="4A5158"/>
+        </w:rPr>
+        <w:t>容量结论：单进程 granian + 预聚合 + 两级缓存在本机可稳定承载 250+ rps（读为主）。 写路径受 SQLite 单写者限制，规模化前需按 A9 迁移 PostgreSQL。 回归方式：make perf-k6 / make perf-locust（脚本内置阈值，不达标即退出非 0）。</w:t>
+      </w:r>
+    </w:p>
+    <w:p>
+      <w:pPr>
         <w:jc w:val="center"/>
       </w:pPr>
       <w:r>
